--- a/docs/exports/C02/C02_Lane.docx
+++ b/docs/exports/C02/C02_Lane.docx
@@ -541,7 +541,7 @@
         <w:pStyle w:val="Heading3"/>
       </w:pPr>
       <w:r>
-        <w:t xml:space="preserve">2.1 Terminologie</w:t>
+        <w:t xml:space="preserve">Terminologie</w:t>
       </w:r>
     </w:p>
     <w:tbl>
@@ -1659,7 +1659,7 @@
         <w:pStyle w:val="Heading3"/>
       </w:pPr>
       <w:r>
-        <w:t xml:space="preserve">2.2 Définitions des variables</w:t>
+        <w:t xml:space="preserve">Définitions des variables</w:t>
       </w:r>
     </w:p>
     <w:p>
@@ -2999,7 +2999,7 @@
         <w:pStyle w:val="Heading3"/>
       </w:pPr>
       <w:r>
-        <w:t xml:space="preserve">2.3 Mise en contexte des variables</w:t>
+        <w:t xml:space="preserve">Mise en contexte des variables</w:t>
       </w:r>
     </w:p>
     <w:p>
@@ -3737,7 +3737,7 @@
         <w:pStyle w:val="Heading3"/>
       </w:pPr>
       <w:r>
-        <w:t xml:space="preserve">3.1 Seuil de rentabilité (</w:t>
+        <w:t xml:space="preserve">Seuil de rentabilité (</w:t>
       </w:r>
       <w:r>
         <w:rPr>
@@ -4096,7 +4096,7 @@
         <w:pStyle w:val="Heading3"/>
       </w:pPr>
       <w:r>
-        <w:t xml:space="preserve">3.2 Approche de Lane</w:t>
+        <w:t xml:space="preserve">Approche de Lane</w:t>
       </w:r>
     </w:p>
     <w:p>
@@ -4209,7 +4209,7 @@
         <w:pStyle w:val="Heading3"/>
       </w:pPr>
       <w:r>
-        <w:t xml:space="preserve">3.3 Autres facteurs influençant la teneur de coupure</w:t>
+        <w:t xml:space="preserve">Autres facteurs influençant la teneur de coupure</w:t>
       </w:r>
     </w:p>
     <w:p>
@@ -4380,7 +4380,7 @@
         <w:pStyle w:val="Heading3"/>
       </w:pPr>
       <w:r>
-        <w:t xml:space="preserve">4.1 Calcul des teneurs limites</w:t>
+        <w:t xml:space="preserve">Calcul des teneurs limites</w:t>
       </w:r>
     </w:p>
     <w:p>
@@ -4418,7 +4418,7 @@
         <w:pStyle w:val="Heading4"/>
       </w:pPr>
       <w:r>
-        <w:t xml:space="preserve">4.1.1 Teneur de coupure limite associée à la mine</w:t>
+        <w:t xml:space="preserve">Teneur de coupure limite associée à la mine</w:t>
       </w:r>
     </w:p>
     <w:p>
@@ -6083,7 +6083,7 @@
         <w:pStyle w:val="Heading4"/>
       </w:pPr>
       <w:r>
-        <w:t xml:space="preserve">4.1.2 Teneur de coupure limite associée au concentrateur</w:t>
+        <w:t xml:space="preserve">Teneur de coupure limite associée au concentrateur</w:t>
       </w:r>
     </w:p>
     <w:p>
@@ -6763,7 +6763,7 @@
         <w:pStyle w:val="Heading4"/>
       </w:pPr>
       <w:r>
-        <w:t xml:space="preserve">4.1.3 Teneur de coupure limite associée au marché</w:t>
+        <w:t xml:space="preserve">Teneur de coupure limite associée au marché</w:t>
       </w:r>
     </w:p>
     <w:p>
@@ -8214,7 +8214,7 @@
         <w:pStyle w:val="Heading3"/>
       </w:pPr>
       <w:r>
-        <w:t xml:space="preserve">4.2 Exemple numérique</w:t>
+        <w:t xml:space="preserve">Exemple numérique</w:t>
       </w:r>
     </w:p>
     <w:p>
@@ -8723,7 +8723,7 @@
         <w:pStyle w:val="Heading4"/>
       </w:pPr>
       <w:r>
-        <w:t xml:space="preserve">4.2.1 Teneur de la mine</w:t>
+        <w:t xml:space="preserve">Teneur de la mine</w:t>
       </w:r>
     </w:p>
     <w:p>
@@ -8876,7 +8876,7 @@
         <w:pStyle w:val="Heading4"/>
       </w:pPr>
       <w:r>
-        <w:t xml:space="preserve">4.2.2 Teneur du concentrateur</w:t>
+        <w:t xml:space="preserve">Teneur du concentrateur</w:t>
       </w:r>
     </w:p>
     <w:p>
@@ -9123,7 +9123,7 @@
         <w:pStyle w:val="Heading4"/>
       </w:pPr>
       <w:r>
-        <w:t xml:space="preserve">4.2.3 Teneur du marché</w:t>
+        <w:t xml:space="preserve">Teneur du marché</w:t>
       </w:r>
     </w:p>
     <w:p>
@@ -9597,7 +9597,7 @@
         <w:pStyle w:val="Heading3"/>
       </w:pPr>
       <w:r>
-        <w:t xml:space="preserve">5.1 Teneur de coupure d’équilibre : mine–concentrateur</w:t>
+        <w:t xml:space="preserve">Teneur de coupure d’équilibre : mine–concentrateur</w:t>
       </w:r>
     </w:p>
     <w:p>
@@ -9908,7 +9908,7 @@
         <w:pStyle w:val="Heading3"/>
       </w:pPr>
       <w:r>
-        <w:t xml:space="preserve">5.2 Teneur de coupure d’équilibre : mine–marché</w:t>
+        <w:t xml:space="preserve">Teneur de coupure d’équilibre : mine–marché</w:t>
       </w:r>
     </w:p>
     <w:p>
@@ -10290,7 +10290,7 @@
         <w:pStyle w:val="Heading3"/>
       </w:pPr>
       <w:r>
-        <w:t xml:space="preserve">5.3 Teneur de coupure d’équilibre : concentrateur–marché</w:t>
+        <w:t xml:space="preserve">Teneur de coupure d’équilibre : concentrateur–marché</w:t>
       </w:r>
     </w:p>
     <w:p>
@@ -10585,7 +10585,7 @@
         <w:pStyle w:val="Heading3"/>
       </w:pPr>
       <w:r>
-        <w:t xml:space="preserve">5.4 Distribution des teneurs</w:t>
+        <w:t xml:space="preserve">Distribution des teneurs</w:t>
       </w:r>
     </w:p>
     <w:p>
@@ -11196,7 +11196,7 @@
         <w:pStyle w:val="Heading4"/>
       </w:pPr>
       <w:r>
-        <w:t xml:space="preserve">5.4.1 Loi log-normale</w:t>
+        <w:t xml:space="preserve">Loi log-normale</w:t>
       </w:r>
     </w:p>
     <w:p>
@@ -12185,7 +12185,7 @@
         <w:pStyle w:val="Heading4"/>
       </w:pPr>
       <w:r>
-        <w:t xml:space="preserve">5.4.2 Construction des courbes</w:t>
+        <w:t xml:space="preserve">Construction des courbes</w:t>
       </w:r>
     </w:p>
     <w:p>
@@ -12739,7 +12739,7 @@
         <w:pStyle w:val="Heading4"/>
       </w:pPr>
       <w:r>
-        <w:t xml:space="preserve">5.4.3 Calcul à partir de la Table de la loi normale</w:t>
+        <w:t xml:space="preserve">Calcul à partir de la Table de la loi normale</w:t>
       </w:r>
     </w:p>
     <w:p>
@@ -13542,7 +13542,7 @@
         <w:pStyle w:val="Heading4"/>
       </w:pPr>
       <w:r>
-        <w:t xml:space="preserve">5.4.4 Exemple numérique</w:t>
+        <w:t xml:space="preserve">Exemple numérique</w:t>
       </w:r>
     </w:p>
     <w:p>
@@ -14913,7 +14913,7 @@
         <w:pStyle w:val="Heading3"/>
       </w:pPr>
       <w:r>
-        <w:t xml:space="preserve">5.5 Exemple du calcul des teneurs d’équilibre</w:t>
+        <w:t xml:space="preserve">Exemple du calcul des teneurs d’équilibre</w:t>
       </w:r>
     </w:p>
     <w:p>
@@ -15199,7 +15199,7 @@
         <w:pStyle w:val="Heading3"/>
       </w:pPr>
       <w:r>
-        <w:t xml:space="preserve">5.6 Teneur de coupure d’équilibre et teneur de coupure limite</w:t>
+        <w:t xml:space="preserve">Teneur de coupure d’équilibre et teneur de coupure limite</w:t>
       </w:r>
     </w:p>
     <w:p>
@@ -15382,7 +15382,7 @@
         <w:pStyle w:val="Heading3"/>
       </w:pPr>
       <w:r>
-        <w:t xml:space="preserve">6.1 Exemple visuel</w:t>
+        <w:t xml:space="preserve">Exemple visuel</w:t>
       </w:r>
     </w:p>
     <w:p>
@@ -15493,7 +15493,7 @@
         <w:pStyle w:val="Heading4"/>
       </w:pPr>
       <w:r>
-        <w:t xml:space="preserve">6.1.1 Interprétation des courbes</w:t>
+        <w:t xml:space="preserve">Interprétation des courbes</w:t>
       </w:r>
     </w:p>
     <w:p>
@@ -16011,7 +16011,7 @@
         <w:pStyle w:val="Heading3"/>
       </w:pPr>
       <w:r>
-        <w:t xml:space="preserve">7.1 Cas simple de deux teneurs</w:t>
+        <w:t xml:space="preserve">Cas simple de deux teneurs</w:t>
       </w:r>
     </w:p>
     <w:p>
@@ -16875,7 +16875,7 @@
         <w:pStyle w:val="Heading3"/>
       </w:pPr>
       <w:r>
-        <w:t xml:space="preserve">7.2 Qualité de l’estimation et biais conditionnel</w:t>
+        <w:t xml:space="preserve">Qualité de l’estimation et biais conditionnel</w:t>
       </w:r>
     </w:p>
     <w:p>
